--- a/Items-proofread.docx
+++ b/Items-proofread.docx
@@ -307,13 +307,8 @@
         <w:t xml:space="preserve"> </w:t>
       </w:r>
       <w:r>
-        <w:t xml:space="preserve">access the PI’s </w:t>
-      </w:r>
-      <w:proofErr w:type="spellStart"/>
-      <w:r>
-        <w:t>desktop</w:t>
-      </w:r>
-      <w:proofErr w:type="spellEnd"/>
+        <w:t>access the PI’s desktop</w:t>
+      </w:r>
       <w:r>
         <w:t xml:space="preserve"> and </w:t>
       </w:r>
@@ -549,8 +544,20 @@
       </w:r>
     </w:p>
     <w:p>
+      <w:pPr>
+        <w:pStyle w:val="ListParagraph"/>
+        <w:numPr>
+          <w:ilvl w:val="0"/>
+          <w:numId w:val="8"/>
+        </w:numPr>
+      </w:pPr>
       <w:r>
         <w:lastRenderedPageBreak/>
+        <w:t>To return to the kiosk, tap the “Bupa Connected Care” item in the task bar at the top of the screen.</w:t>
+      </w:r>
+    </w:p>
+    <w:p>
+      <w:r>
         <w:t>The Pi preserves the selected orientation after a reboot.</w:t>
       </w:r>
     </w:p>
@@ -644,6 +651,18 @@
       </w:pPr>
       <w:r>
         <w:t>Choose "OK" in the "Screen Updated" window.</w:t>
+      </w:r>
+    </w:p>
+    <w:p>
+      <w:pPr>
+        <w:pStyle w:val="ListParagraph"/>
+        <w:numPr>
+          <w:ilvl w:val="0"/>
+          <w:numId w:val="3"/>
+        </w:numPr>
+      </w:pPr>
+      <w:r>
+        <w:t>To return to the kiosk, tap the “Bupa Connected Care” item in the task bar at the top of the screen.</w:t>
       </w:r>
     </w:p>
     <w:p>
